--- a/document/software_design.docx
+++ b/document/software_design.docx
@@ -1,6 +1,6 @@
 
 <file path=word/document.xml><?xml version="1.0" encoding="utf-8"?>
-<w:document xmlns:wpc="http://schemas.microsoft.com/office/word/2010/wordprocessingCanvas" xmlns:cx="http://schemas.microsoft.com/office/drawing/2014/chartex" xmlns:cx1="http://schemas.microsoft.com/office/drawing/2015/9/8/chartex" xmlns:cx2="http://schemas.microsoft.com/office/drawing/2015/10/21/chartex" xmlns:cx3="http://schemas.microsoft.com/office/drawing/2016/5/9/chartex" xmlns:cx4="http://schemas.microsoft.com/office/drawing/2016/5/10/chartex" xmlns:cx5="http://schemas.microsoft.com/office/drawing/2016/5/11/chartex" xmlns:cx6="http://schemas.microsoft.com/office/drawing/2016/5/12/chartex" xmlns:cx7="http://schemas.microsoft.com/office/drawing/2016/5/13/chartex" xmlns:cx8="http://schemas.microsoft.com/office/drawing/2016/5/14/chartex" xmlns:mc="http://schemas.openxmlformats.org/markup-compatibility/2006" xmlns:aink="http://schemas.microsoft.com/office/drawing/2016/ink" xmlns:am3d="http://schemas.microsoft.com/office/drawing/2017/model3d" xmlns:o="urn:schemas-microsoft-com:office:office" xmlns:oel="http://schemas.microsoft.com/office/2019/extlst" xmlns:r="http://schemas.openxmlformats.org/officeDocument/2006/relationships" xmlns:m="http://schemas.openxmlformats.org/officeDocument/2006/math" xmlns:v="urn:schemas-microsoft-com:vml" xmlns:wp14="http://schemas.microsoft.com/office/word/2010/wordprocessingDrawing" xmlns:wp="http://schemas.openxmlformats.org/drawingml/2006/wordprocessingDrawing" xmlns:w10="urn:schemas-microsoft-com:office:word" xmlns:w="http://schemas.openxmlformats.org/wordprocessingml/2006/main" xmlns:w14="http://schemas.microsoft.com/office/word/2010/wordml" xmlns:w15="http://schemas.microsoft.com/office/word/2012/wordml" xmlns:w16cei="http://schemas.microsoft.com/office/word/2026/wordml/cei" xmlns:w16cex="http://schemas.microsoft.com/office/word/2018/wordml/cex" xmlns:w16cid="http://schemas.microsoft.com/office/word/2016/wordml/cid" xmlns:w16="http://schemas.microsoft.com/office/word/2018/wordml" xmlns:w16du="http://schemas.microsoft.com/office/word/2023/wordml/word16du" xmlns:w16sdtdh="http://schemas.microsoft.com/office/word/2020/wordml/sdtdatahash" xmlns:w16sdtfl="http://schemas.microsoft.com/office/word/2024/wordml/sdtformatlock" xmlns:w16se="http://schemas.microsoft.com/office/word/2015/wordml/symex" xmlns:wpg="http://schemas.microsoft.com/office/word/2010/wordprocessingGroup" xmlns:wpi="http://schemas.microsoft.com/office/word/2010/wordprocessingInk" xmlns:wne="http://schemas.microsoft.com/office/word/2006/wordml" xmlns:wps="http://schemas.microsoft.com/office/word/2010/wordprocessingShape" mc:Ignorable="w14 w15 w16se w16cid w16 w16cex w16sdtdh w16sdtfl w16du wp14">
+<w:document xmlns:wpc="http://schemas.microsoft.com/office/word/2010/wordprocessingCanvas" xmlns:cx="http://schemas.microsoft.com/office/drawing/2014/chartex" xmlns:cx1="http://schemas.microsoft.com/office/drawing/2015/9/8/chartex" xmlns:cx2="http://schemas.microsoft.com/office/drawing/2015/10/21/chartex" xmlns:cx3="http://schemas.microsoft.com/office/drawing/2016/5/9/chartex" xmlns:cx4="http://schemas.microsoft.com/office/drawing/2016/5/10/chartex" xmlns:cx5="http://schemas.microsoft.com/office/drawing/2016/5/11/chartex" xmlns:cx6="http://schemas.microsoft.com/office/drawing/2016/5/12/chartex" xmlns:cx7="http://schemas.microsoft.com/office/drawing/2016/5/13/chartex" xmlns:cx8="http://schemas.microsoft.com/office/drawing/2016/5/14/chartex" xmlns:mc="http://schemas.openxmlformats.org/markup-compatibility/2006" xmlns:aink="http://schemas.microsoft.com/office/drawing/2016/ink" xmlns:am3d="http://schemas.microsoft.com/office/drawing/2017/model3d" xmlns:o="urn:schemas-microsoft-com:office:office" xmlns:oel="http://schemas.microsoft.com/office/2019/extlst" xmlns:r="http://schemas.openxmlformats.org/officeDocument/2006/relationships" xmlns:m="http://schemas.openxmlformats.org/officeDocument/2006/math" xmlns:v="urn:schemas-microsoft-com:vml" xmlns:wp14="http://schemas.microsoft.com/office/word/2010/wordprocessingDrawing" xmlns:wp="http://schemas.openxmlformats.org/drawingml/2006/wordprocessingDrawing" xmlns:w10="urn:schemas-microsoft-com:office:word" xmlns:w="http://schemas.openxmlformats.org/wordprocessingml/2006/main" xmlns:w14="http://schemas.microsoft.com/office/word/2010/wordml" xmlns:w15="http://schemas.microsoft.com/office/word/2012/wordml" xmlns:w16cex="http://schemas.microsoft.com/office/word/2018/wordml/cex" xmlns:w16cid="http://schemas.microsoft.com/office/word/2016/wordml/cid" xmlns:w16="http://schemas.microsoft.com/office/word/2018/wordml" xmlns:w16du="http://schemas.microsoft.com/office/word/2023/wordml/word16du" xmlns:w16sdtdh="http://schemas.microsoft.com/office/word/2020/wordml/sdtdatahash" xmlns:w16sdtfl="http://schemas.microsoft.com/office/word/2024/wordml/sdtformatlock" xmlns:w16se="http://schemas.microsoft.com/office/word/2015/wordml/symex" xmlns:wpg="http://schemas.microsoft.com/office/word/2010/wordprocessingGroup" xmlns:wpi="http://schemas.microsoft.com/office/word/2010/wordprocessingInk" xmlns:wne="http://schemas.microsoft.com/office/word/2006/wordml" xmlns:wps="http://schemas.microsoft.com/office/word/2010/wordprocessingShape" mc:Ignorable="w14 w15 w16se w16cid w16 w16cex w16sdtdh w16sdtfl w16du wp14">
   <w:body>
     <w:p>
       <w:r>
@@ -11,13 +11,16 @@
         <w:t>Title:</w:t>
       </w:r>
       <w:r>
-        <w:t xml:space="preserve"> Software System Design – </w:t>
+        <w:t xml:space="preserve"> Software System Design — Personal-</w:t>
       </w:r>
       <w:proofErr w:type="spellStart"/>
       <w:r>
-        <w:t>myFirst_web</w:t>
+        <w:t>Portfalio</w:t>
       </w:r>
       <w:proofErr w:type="spellEnd"/>
+      <w:r>
+        <w:t>-Website</w:t>
+      </w:r>
     </w:p>
     <w:p>
       <w:r>
@@ -27,9 +30,10 @@
         </w:rPr>
         <w:t>1. System Architecture</w:t>
       </w:r>
-      <w:r>
-        <w:br/>
-        <w:t>This is a </w:t>
+    </w:p>
+    <w:p>
+      <w:r>
+        <w:t xml:space="preserve">This is a </w:t>
       </w:r>
       <w:r>
         <w:rPr>
@@ -46,7 +50,7 @@
       <w:pPr>
         <w:numPr>
           <w:ilvl w:val="0"/>
-          <w:numId w:val="1"/>
+          <w:numId w:val="4"/>
         </w:numPr>
       </w:pPr>
       <w:r>
@@ -57,7 +61,7 @@
         <w:t>Hosting:</w:t>
       </w:r>
       <w:r>
-        <w:t> </w:t>
+        <w:t xml:space="preserve"> </w:t>
       </w:r>
       <w:proofErr w:type="spellStart"/>
       <w:r>
@@ -72,7 +76,7 @@
       <w:pPr>
         <w:numPr>
           <w:ilvl w:val="0"/>
-          <w:numId w:val="1"/>
+          <w:numId w:val="4"/>
         </w:numPr>
       </w:pPr>
       <w:r>
@@ -83,15 +87,7 @@
         <w:t>Version Control:</w:t>
       </w:r>
       <w:r>
-        <w:t> Git hosted on GitHub (aniruddhbhate1901/</w:t>
-      </w:r>
-      <w:proofErr w:type="spellStart"/>
-      <w:r>
-        <w:t>myFirst_web</w:t>
-      </w:r>
-      <w:proofErr w:type="spellEnd"/>
-      <w:r>
-        <w:t>).</w:t>
+        <w:t xml:space="preserve"> Git hosted on GitHub.</w:t>
       </w:r>
     </w:p>
     <w:p>
@@ -105,7 +101,7 @@
     </w:p>
     <w:tbl>
       <w:tblPr>
-        <w:tblW w:w="10080" w:type="dxa"/>
+        <w:tblW w:w="11280" w:type="dxa"/>
         <w:tblCellMar>
           <w:top w:w="15" w:type="dxa"/>
           <w:left w:w="15" w:type="dxa"/>
@@ -117,7 +113,7 @@
       <w:tblGrid>
         <w:gridCol w:w="1510"/>
         <w:gridCol w:w="1519"/>
-        <w:gridCol w:w="7051"/>
+        <w:gridCol w:w="8251"/>
       </w:tblGrid>
       <w:tr>
         <w:trPr>
@@ -254,7 +250,7 @@
           </w:tcPr>
           <w:p>
             <w:r>
-              <w:t>Defines the DOM tree: Navigation, Hero, About, Skills Grid, Projects, Achievements, Contact Form, and Login Modal.</w:t>
+              <w:t>Defines the DOM tree: Header, Navigation, Hero, Quick Links, About, Skills Grid, Projects, Achievements, Certifications, Contact Form, Footer.</w:t>
             </w:r>
           </w:p>
         </w:tc>
@@ -314,7 +310,407 @@
           </w:tcPr>
           <w:p>
             <w:r>
-              <w:t>Applies a dark theme with blue-cyan gradients (#00d2ff to #3a7bd5). Uses Flexbox for nav and CSS Grid for skill/project cards to ensure responsiveness.</w:t>
+              <w:t>Applies theme tokens (light/dark), 10+ accent colours, layout modes (vertical/horizontal), Grid and Flexbox for responsiveness, hover and scroll micro-interactions.</w:t>
+            </w:r>
+          </w:p>
+        </w:tc>
+      </w:tr>
+      <w:tr>
+        <w:tc>
+          <w:tcPr>
+            <w:tcW w:w="0" w:type="auto"/>
+            <w:tcMar>
+              <w:top w:w="150" w:type="dxa"/>
+              <w:left w:w="0" w:type="dxa"/>
+              <w:bottom w:w="150" w:type="dxa"/>
+              <w:right w:w="240" w:type="dxa"/>
+            </w:tcMar>
+            <w:vAlign w:val="center"/>
+            <w:hideMark/>
+          </w:tcPr>
+          <w:p>
+            <w:r>
+              <w:rPr>
+                <w:b/>
+                <w:bCs/>
+              </w:rPr>
+              <w:t>Behaviour</w:t>
+            </w:r>
+          </w:p>
+        </w:tc>
+        <w:tc>
+          <w:tcPr>
+            <w:tcW w:w="0" w:type="auto"/>
+            <w:tcMar>
+              <w:top w:w="150" w:type="dxa"/>
+              <w:left w:w="240" w:type="dxa"/>
+              <w:bottom w:w="150" w:type="dxa"/>
+              <w:right w:w="240" w:type="dxa"/>
+            </w:tcMar>
+            <w:vAlign w:val="center"/>
+            <w:hideMark/>
+          </w:tcPr>
+          <w:p>
+            <w:r>
+              <w:t>script.js</w:t>
+            </w:r>
+          </w:p>
+        </w:tc>
+        <w:tc>
+          <w:tcPr>
+            <w:tcW w:w="0" w:type="auto"/>
+            <w:tcMar>
+              <w:top w:w="150" w:type="dxa"/>
+              <w:left w:w="240" w:type="dxa"/>
+              <w:bottom w:w="150" w:type="dxa"/>
+              <w:right w:w="0" w:type="dxa"/>
+            </w:tcMar>
+            <w:vAlign w:val="center"/>
+            <w:hideMark/>
+          </w:tcPr>
+          <w:p>
+            <w:r>
+              <w:t xml:space="preserve">Controls layout switching, theme switching, colour switching, smooth scroll navigation, arrow-key navigation, contact form validation, and </w:t>
+            </w:r>
+            <w:proofErr w:type="spellStart"/>
+            <w:r>
+              <w:t>localStorage</w:t>
+            </w:r>
+            <w:proofErr w:type="spellEnd"/>
+            <w:r>
+              <w:t xml:space="preserve"> preference persistence.</w:t>
+            </w:r>
+          </w:p>
+        </w:tc>
+      </w:tr>
+    </w:tbl>
+    <w:p>
+      <w:r>
+        <w:rPr>
+          <w:b/>
+          <w:bCs/>
+        </w:rPr>
+        <w:t>3. UI/UX Design Principles</w:t>
+      </w:r>
+    </w:p>
+    <w:p>
+      <w:pPr>
+        <w:numPr>
+          <w:ilvl w:val="0"/>
+          <w:numId w:val="5"/>
+        </w:numPr>
+      </w:pPr>
+      <w:r>
+        <w:rPr>
+          <w:b/>
+          <w:bCs/>
+        </w:rPr>
+        <w:t>Dual Layout Modes:</w:t>
+      </w:r>
+      <w:r>
+        <w:t xml:space="preserve"> Vertical (scroll down) and Horizontal (scroll sideways with snap). Users can switch instantly and their preference is saved.</w:t>
+      </w:r>
+    </w:p>
+    <w:p>
+      <w:pPr>
+        <w:numPr>
+          <w:ilvl w:val="0"/>
+          <w:numId w:val="5"/>
+        </w:numPr>
+      </w:pPr>
+      <w:r>
+        <w:rPr>
+          <w:b/>
+          <w:bCs/>
+        </w:rPr>
+        <w:t>Theme Switching:</w:t>
+      </w:r>
+      <w:r>
+        <w:t xml:space="preserve"> Light and Dark modes. Reduces eye strain and gives a modern, developer-centric feel.</w:t>
+      </w:r>
+    </w:p>
+    <w:p>
+      <w:pPr>
+        <w:numPr>
+          <w:ilvl w:val="0"/>
+          <w:numId w:val="5"/>
+        </w:numPr>
+      </w:pPr>
+      <w:r>
+        <w:rPr>
+          <w:b/>
+          <w:bCs/>
+        </w:rPr>
+        <w:t>Accent Colour System:</w:t>
+      </w:r>
+      <w:r>
+        <w:t xml:space="preserve"> 10 accent colours (Blue, Purple, Green, Red, Orange, Yellow, Pink, Cyan, Teal, Indigo). Each has a distinct soft tint and dark/light variant, all driven by CSS custom properties.</w:t>
+      </w:r>
+    </w:p>
+    <w:p>
+      <w:pPr>
+        <w:numPr>
+          <w:ilvl w:val="0"/>
+          <w:numId w:val="5"/>
+        </w:numPr>
+      </w:pPr>
+      <w:r>
+        <w:rPr>
+          <w:b/>
+          <w:bCs/>
+        </w:rPr>
+        <w:t>Visual Hierarchy:</w:t>
+      </w:r>
+      <w:r>
+        <w:t xml:space="preserve"> The hero section uses large gradient text to draw immediate attention to the name, followed by role, meta info, and a short lead paragraph.</w:t>
+      </w:r>
+    </w:p>
+    <w:p>
+      <w:pPr>
+        <w:numPr>
+          <w:ilvl w:val="0"/>
+          <w:numId w:val="5"/>
+        </w:numPr>
+      </w:pPr>
+      <w:r>
+        <w:rPr>
+          <w:b/>
+          <w:bCs/>
+        </w:rPr>
+        <w:t>Quick Links Strip:</w:t>
+      </w:r>
+      <w:r>
+        <w:t xml:space="preserve"> A horizontal row of pills for Email, GitHub, LinkedIn, Instagram, X (Twitter), YouTube, and Portfolio — one-tap access to every platform.</w:t>
+      </w:r>
+    </w:p>
+    <w:p>
+      <w:pPr>
+        <w:numPr>
+          <w:ilvl w:val="0"/>
+          <w:numId w:val="5"/>
+        </w:numPr>
+      </w:pPr>
+      <w:r>
+        <w:rPr>
+          <w:b/>
+          <w:bCs/>
+        </w:rPr>
+        <w:t>Micro-interactions:</w:t>
+      </w:r>
+      <w:r>
+        <w:t xml:space="preserve"> Hover effects on cards (lift and shadow) and buttons (scale + brightness) provide tactile feedback.</w:t>
+      </w:r>
+    </w:p>
+    <w:p>
+      <w:pPr>
+        <w:numPr>
+          <w:ilvl w:val="0"/>
+          <w:numId w:val="5"/>
+        </w:numPr>
+      </w:pPr>
+      <w:r>
+        <w:rPr>
+          <w:b/>
+          <w:bCs/>
+        </w:rPr>
+        <w:lastRenderedPageBreak/>
+        <w:t>Layout:</w:t>
+      </w:r>
+      <w:r>
+        <w:t xml:space="preserve"> Mobile-first grid layouts ensure content reflows gracefully on smaller screens.</w:t>
+      </w:r>
+    </w:p>
+    <w:p>
+      <w:pPr>
+        <w:numPr>
+          <w:ilvl w:val="0"/>
+          <w:numId w:val="5"/>
+        </w:numPr>
+      </w:pPr>
+      <w:r>
+        <w:rPr>
+          <w:b/>
+          <w:bCs/>
+        </w:rPr>
+        <w:t>Accessibility:</w:t>
+      </w:r>
+      <w:r>
+        <w:t xml:space="preserve"> Semantic HTML5 tags, ARIA labels on controls and icons, and focus states on all interactive elements.</w:t>
+      </w:r>
+    </w:p>
+    <w:p>
+      <w:r>
+        <w:rPr>
+          <w:b/>
+          <w:bCs/>
+        </w:rPr>
+        <w:t>4. Data Flow</w:t>
+      </w:r>
+    </w:p>
+    <w:p>
+      <w:pPr>
+        <w:numPr>
+          <w:ilvl w:val="0"/>
+          <w:numId w:val="6"/>
+        </w:numPr>
+      </w:pPr>
+      <w:r>
+        <w:rPr>
+          <w:b/>
+          <w:bCs/>
+        </w:rPr>
+        <w:t>Zero external API calls</w:t>
+      </w:r>
+      <w:r>
+        <w:t xml:space="preserve"> for core content.</w:t>
+      </w:r>
+    </w:p>
+    <w:p>
+      <w:pPr>
+        <w:numPr>
+          <w:ilvl w:val="0"/>
+          <w:numId w:val="6"/>
+        </w:numPr>
+      </w:pPr>
+      <w:r>
+        <w:t>All data (skills, projects, achievements, certifications) is statically embedded in the HTML.</w:t>
+      </w:r>
+    </w:p>
+    <w:p>
+      <w:pPr>
+        <w:numPr>
+          <w:ilvl w:val="0"/>
+          <w:numId w:val="6"/>
+        </w:numPr>
+      </w:pPr>
+      <w:r>
+        <w:rPr>
+          <w:b/>
+          <w:bCs/>
+        </w:rPr>
+        <w:t>Contact Form:</w:t>
+      </w:r>
+      <w:r>
+        <w:t xml:space="preserve"> Submits to </w:t>
+      </w:r>
+      <w:proofErr w:type="spellStart"/>
+      <w:r>
+        <w:t>FormSubmit</w:t>
+      </w:r>
+      <w:proofErr w:type="spellEnd"/>
+      <w:r>
+        <w:t xml:space="preserve"> (AJAX first, native POST fallback). Front-end validation prevents invalid submissions.</w:t>
+      </w:r>
+    </w:p>
+    <w:p>
+      <w:pPr>
+        <w:numPr>
+          <w:ilvl w:val="0"/>
+          <w:numId w:val="6"/>
+        </w:numPr>
+      </w:pPr>
+      <w:r>
+        <w:rPr>
+          <w:b/>
+          <w:bCs/>
+        </w:rPr>
+        <w:t>Preference Storage:</w:t>
+      </w:r>
+      <w:r>
+        <w:t xml:space="preserve"> Layout, theme, and colour preferences are saved in </w:t>
+      </w:r>
+      <w:proofErr w:type="spellStart"/>
+      <w:r>
+        <w:t>localStorage</w:t>
+      </w:r>
+      <w:proofErr w:type="spellEnd"/>
+      <w:r>
+        <w:t xml:space="preserve"> under the key portfolio-</w:t>
+      </w:r>
+      <w:proofErr w:type="spellStart"/>
+      <w:r>
+        <w:t>prefs</w:t>
+      </w:r>
+      <w:proofErr w:type="spellEnd"/>
+      <w:r>
+        <w:t>.</w:t>
+      </w:r>
+    </w:p>
+    <w:p>
+      <w:r>
+        <w:rPr>
+          <w:b/>
+          <w:bCs/>
+        </w:rPr>
+        <w:t>5. Module Breakdown (script.js)</w:t>
+      </w:r>
+    </w:p>
+    <w:tbl>
+      <w:tblPr>
+        <w:tblW w:w="11280" w:type="dxa"/>
+        <w:tblCellMar>
+          <w:top w:w="15" w:type="dxa"/>
+          <w:left w:w="15" w:type="dxa"/>
+          <w:bottom w:w="15" w:type="dxa"/>
+          <w:right w:w="15" w:type="dxa"/>
+        </w:tblCellMar>
+        <w:tblLook w:val="04A0" w:firstRow="1" w:lastRow="0" w:firstColumn="1" w:lastColumn="0" w:noHBand="0" w:noVBand="1"/>
+      </w:tblPr>
+      <w:tblGrid>
+        <w:gridCol w:w="2829"/>
+        <w:gridCol w:w="8451"/>
+      </w:tblGrid>
+      <w:tr>
+        <w:trPr>
+          <w:tblHeader/>
+        </w:trPr>
+        <w:tc>
+          <w:tcPr>
+            <w:tcW w:w="0" w:type="auto"/>
+            <w:tcBorders>
+              <w:top w:val="nil"/>
+            </w:tcBorders>
+            <w:tcMar>
+              <w:top w:w="150" w:type="dxa"/>
+              <w:left w:w="0" w:type="dxa"/>
+              <w:bottom w:w="150" w:type="dxa"/>
+              <w:right w:w="240" w:type="dxa"/>
+            </w:tcMar>
+            <w:vAlign w:val="center"/>
+            <w:hideMark/>
+          </w:tcPr>
+          <w:p>
+            <w:r>
+              <w:rPr>
+                <w:b/>
+                <w:bCs/>
+              </w:rPr>
+              <w:t>Module</w:t>
+            </w:r>
+          </w:p>
+        </w:tc>
+        <w:tc>
+          <w:tcPr>
+            <w:tcW w:w="0" w:type="auto"/>
+            <w:tcBorders>
+              <w:top w:val="nil"/>
+            </w:tcBorders>
+            <w:tcMar>
+              <w:top w:w="150" w:type="dxa"/>
+              <w:left w:w="240" w:type="dxa"/>
+              <w:bottom w:w="150" w:type="dxa"/>
+              <w:right w:w="240" w:type="dxa"/>
+            </w:tcMar>
+            <w:vAlign w:val="center"/>
+            <w:hideMark/>
+          </w:tcPr>
+          <w:p>
+            <w:r>
+              <w:rPr>
+                <w:b/>
+                <w:bCs/>
+              </w:rPr>
+              <w:t>Purpose</w:t>
             </w:r>
           </w:p>
         </w:tc>
@@ -334,31 +730,17 @@
           </w:tcPr>
           <w:p>
             <w:proofErr w:type="spellStart"/>
-            <w:r>
-              <w:rPr>
-                <w:b/>
-                <w:bCs/>
-              </w:rPr>
-              <w:t>Behavior</w:t>
+            <w:proofErr w:type="gramStart"/>
+            <w:r>
+              <w:t>initLayout</w:t>
             </w:r>
             <w:proofErr w:type="spellEnd"/>
-          </w:p>
-        </w:tc>
-        <w:tc>
-          <w:tcPr>
-            <w:tcW w:w="0" w:type="auto"/>
-            <w:tcMar>
-              <w:top w:w="150" w:type="dxa"/>
-              <w:left w:w="240" w:type="dxa"/>
-              <w:bottom w:w="150" w:type="dxa"/>
-              <w:right w:w="240" w:type="dxa"/>
-            </w:tcMar>
-            <w:vAlign w:val="center"/>
-            <w:hideMark/>
-          </w:tcPr>
-          <w:p>
-            <w:r>
-              <w:t>login.js</w:t>
+            <w:r>
+              <w:t>(</w:t>
+            </w:r>
+            <w:proofErr w:type="gramEnd"/>
+            <w:r>
+              <w:t>)</w:t>
             </w:r>
           </w:p>
         </w:tc>
@@ -376,7 +758,276 @@
           </w:tcPr>
           <w:p>
             <w:r>
-              <w:t>Controls modal visibility, handles form submission (alerts), and enables smooth scrolling for internal anchor links.</w:t>
+              <w:t>Applies and persists vertical/horizontal layout mode.</w:t>
+            </w:r>
+          </w:p>
+        </w:tc>
+      </w:tr>
+      <w:tr>
+        <w:tc>
+          <w:tcPr>
+            <w:tcW w:w="0" w:type="auto"/>
+            <w:tcMar>
+              <w:top w:w="150" w:type="dxa"/>
+              <w:left w:w="0" w:type="dxa"/>
+              <w:bottom w:w="150" w:type="dxa"/>
+              <w:right w:w="240" w:type="dxa"/>
+            </w:tcMar>
+            <w:vAlign w:val="center"/>
+            <w:hideMark/>
+          </w:tcPr>
+          <w:p>
+            <w:proofErr w:type="spellStart"/>
+            <w:proofErr w:type="gramStart"/>
+            <w:r>
+              <w:t>initTheme</w:t>
+            </w:r>
+            <w:proofErr w:type="spellEnd"/>
+            <w:r>
+              <w:t>(</w:t>
+            </w:r>
+            <w:proofErr w:type="gramEnd"/>
+            <w:r>
+              <w:t>)</w:t>
+            </w:r>
+          </w:p>
+        </w:tc>
+        <w:tc>
+          <w:tcPr>
+            <w:tcW w:w="0" w:type="auto"/>
+            <w:tcMar>
+              <w:top w:w="150" w:type="dxa"/>
+              <w:left w:w="240" w:type="dxa"/>
+              <w:bottom w:w="150" w:type="dxa"/>
+              <w:right w:w="0" w:type="dxa"/>
+            </w:tcMar>
+            <w:vAlign w:val="center"/>
+            <w:hideMark/>
+          </w:tcPr>
+          <w:p>
+            <w:r>
+              <w:t>Applies and persists light/dark theme.</w:t>
+            </w:r>
+          </w:p>
+        </w:tc>
+      </w:tr>
+      <w:tr>
+        <w:tc>
+          <w:tcPr>
+            <w:tcW w:w="0" w:type="auto"/>
+            <w:tcMar>
+              <w:top w:w="150" w:type="dxa"/>
+              <w:left w:w="0" w:type="dxa"/>
+              <w:bottom w:w="150" w:type="dxa"/>
+              <w:right w:w="240" w:type="dxa"/>
+            </w:tcMar>
+            <w:vAlign w:val="center"/>
+            <w:hideMark/>
+          </w:tcPr>
+          <w:p>
+            <w:proofErr w:type="spellStart"/>
+            <w:proofErr w:type="gramStart"/>
+            <w:r>
+              <w:t>initColor</w:t>
+            </w:r>
+            <w:proofErr w:type="spellEnd"/>
+            <w:r>
+              <w:t>(</w:t>
+            </w:r>
+            <w:proofErr w:type="gramEnd"/>
+            <w:r>
+              <w:t>)</w:t>
+            </w:r>
+          </w:p>
+        </w:tc>
+        <w:tc>
+          <w:tcPr>
+            <w:tcW w:w="0" w:type="auto"/>
+            <w:tcMar>
+              <w:top w:w="150" w:type="dxa"/>
+              <w:left w:w="240" w:type="dxa"/>
+              <w:bottom w:w="150" w:type="dxa"/>
+              <w:right w:w="0" w:type="dxa"/>
+            </w:tcMar>
+            <w:vAlign w:val="center"/>
+            <w:hideMark/>
+          </w:tcPr>
+          <w:p>
+            <w:r>
+              <w:t>Applies and persists one of 10 accent colours.</w:t>
+            </w:r>
+          </w:p>
+        </w:tc>
+      </w:tr>
+      <w:tr>
+        <w:tc>
+          <w:tcPr>
+            <w:tcW w:w="0" w:type="auto"/>
+            <w:tcMar>
+              <w:top w:w="150" w:type="dxa"/>
+              <w:left w:w="0" w:type="dxa"/>
+              <w:bottom w:w="150" w:type="dxa"/>
+              <w:right w:w="240" w:type="dxa"/>
+            </w:tcMar>
+            <w:vAlign w:val="center"/>
+            <w:hideMark/>
+          </w:tcPr>
+          <w:p>
+            <w:proofErr w:type="spellStart"/>
+            <w:proofErr w:type="gramStart"/>
+            <w:r>
+              <w:t>initNav</w:t>
+            </w:r>
+            <w:proofErr w:type="spellEnd"/>
+            <w:r>
+              <w:t>(</w:t>
+            </w:r>
+            <w:proofErr w:type="gramEnd"/>
+            <w:r>
+              <w:t>)</w:t>
+            </w:r>
+          </w:p>
+        </w:tc>
+        <w:tc>
+          <w:tcPr>
+            <w:tcW w:w="0" w:type="auto"/>
+            <w:tcMar>
+              <w:top w:w="150" w:type="dxa"/>
+              <w:left w:w="240" w:type="dxa"/>
+              <w:bottom w:w="150" w:type="dxa"/>
+              <w:right w:w="0" w:type="dxa"/>
+            </w:tcMar>
+            <w:vAlign w:val="center"/>
+            <w:hideMark/>
+          </w:tcPr>
+          <w:p>
+            <w:r>
+              <w:t>Smooth scroll for in-page links + arrow-key navigation in horizontal mode.</w:t>
+            </w:r>
+          </w:p>
+        </w:tc>
+      </w:tr>
+      <w:tr>
+        <w:tc>
+          <w:tcPr>
+            <w:tcW w:w="0" w:type="auto"/>
+            <w:tcMar>
+              <w:top w:w="150" w:type="dxa"/>
+              <w:left w:w="0" w:type="dxa"/>
+              <w:bottom w:w="150" w:type="dxa"/>
+              <w:right w:w="240" w:type="dxa"/>
+            </w:tcMar>
+            <w:vAlign w:val="center"/>
+            <w:hideMark/>
+          </w:tcPr>
+          <w:p>
+            <w:proofErr w:type="spellStart"/>
+            <w:proofErr w:type="gramStart"/>
+            <w:r>
+              <w:t>initForm</w:t>
+            </w:r>
+            <w:proofErr w:type="spellEnd"/>
+            <w:r>
+              <w:t>(</w:t>
+            </w:r>
+            <w:proofErr w:type="gramEnd"/>
+            <w:r>
+              <w:t>)</w:t>
+            </w:r>
+          </w:p>
+        </w:tc>
+        <w:tc>
+          <w:tcPr>
+            <w:tcW w:w="0" w:type="auto"/>
+            <w:tcMar>
+              <w:top w:w="150" w:type="dxa"/>
+              <w:left w:w="240" w:type="dxa"/>
+              <w:bottom w:w="150" w:type="dxa"/>
+              <w:right w:w="0" w:type="dxa"/>
+            </w:tcMar>
+            <w:vAlign w:val="center"/>
+            <w:hideMark/>
+          </w:tcPr>
+          <w:p>
+            <w:r>
+              <w:t xml:space="preserve">Validates and submits the contact form via </w:t>
+            </w:r>
+            <w:proofErr w:type="spellStart"/>
+            <w:r>
+              <w:t>FormSubmit</w:t>
+            </w:r>
+            <w:proofErr w:type="spellEnd"/>
+            <w:r>
+              <w:t>.</w:t>
+            </w:r>
+          </w:p>
+        </w:tc>
+      </w:tr>
+      <w:tr>
+        <w:tc>
+          <w:tcPr>
+            <w:tcW w:w="0" w:type="auto"/>
+            <w:tcMar>
+              <w:top w:w="150" w:type="dxa"/>
+              <w:left w:w="0" w:type="dxa"/>
+              <w:bottom w:w="150" w:type="dxa"/>
+              <w:right w:w="240" w:type="dxa"/>
+            </w:tcMar>
+            <w:vAlign w:val="center"/>
+            <w:hideMark/>
+          </w:tcPr>
+          <w:p>
+            <w:proofErr w:type="spellStart"/>
+            <w:proofErr w:type="gramStart"/>
+            <w:r>
+              <w:t>readPref</w:t>
+            </w:r>
+            <w:proofErr w:type="spellEnd"/>
+            <w:r>
+              <w:t>(</w:t>
+            </w:r>
+            <w:proofErr w:type="gramEnd"/>
+            <w:r>
+              <w:t xml:space="preserve">) / </w:t>
+            </w:r>
+            <w:proofErr w:type="spellStart"/>
+            <w:proofErr w:type="gramStart"/>
+            <w:r>
+              <w:t>writePref</w:t>
+            </w:r>
+            <w:proofErr w:type="spellEnd"/>
+            <w:r>
+              <w:t>(</w:t>
+            </w:r>
+            <w:proofErr w:type="gramEnd"/>
+            <w:r>
+              <w:t>)</w:t>
+            </w:r>
+          </w:p>
+        </w:tc>
+        <w:tc>
+          <w:tcPr>
+            <w:tcW w:w="0" w:type="auto"/>
+            <w:tcMar>
+              <w:top w:w="150" w:type="dxa"/>
+              <w:left w:w="240" w:type="dxa"/>
+              <w:bottom w:w="150" w:type="dxa"/>
+              <w:right w:w="0" w:type="dxa"/>
+            </w:tcMar>
+            <w:vAlign w:val="center"/>
+            <w:hideMark/>
+          </w:tcPr>
+          <w:p>
+            <w:r>
+              <w:t xml:space="preserve">Read and write </w:t>
+            </w:r>
+            <w:proofErr w:type="spellStart"/>
+            <w:r>
+              <w:t>localStorage</w:t>
+            </w:r>
+            <w:proofErr w:type="spellEnd"/>
+            <w:r>
+              <w:t xml:space="preserve"> preferences.</w:t>
             </w:r>
           </w:p>
         </w:tc>
@@ -388,129 +1039,153 @@
           <w:b/>
           <w:bCs/>
         </w:rPr>
-        <w:t>3. UI/UX Design Principles</w:t>
+        <w:t>6. Theme &amp; Colour Tokens</w:t>
       </w:r>
     </w:p>
     <w:p>
       <w:pPr>
         <w:numPr>
           <w:ilvl w:val="0"/>
-          <w:numId w:val="2"/>
+          <w:numId w:val="7"/>
         </w:numPr>
       </w:pPr>
+      <w:r>
+        <w:t xml:space="preserve">All colours are defined as CSS custom properties </w:t>
+      </w:r>
+      <w:proofErr w:type="gramStart"/>
+      <w:r>
+        <w:t>on :root</w:t>
+      </w:r>
+      <w:proofErr w:type="gramEnd"/>
+      <w:r>
+        <w:t xml:space="preserve"> and overridden by [data-theme] and [data-</w:t>
+      </w:r>
+      <w:proofErr w:type="spellStart"/>
+      <w:r>
+        <w:t>color</w:t>
+      </w:r>
+      <w:proofErr w:type="spellEnd"/>
+      <w:r>
+        <w:t>] attribute selectors.</w:t>
+      </w:r>
+    </w:p>
+    <w:p>
+      <w:pPr>
+        <w:numPr>
+          <w:ilvl w:val="0"/>
+          <w:numId w:val="7"/>
+        </w:numPr>
+      </w:pPr>
+      <w:r>
+        <w:t>This allows the entire site to change appearance with a single attribute change — no class toggling, no page reload.</w:t>
+      </w:r>
+    </w:p>
+    <w:p>
       <w:r>
         <w:rPr>
           <w:b/>
           <w:bCs/>
         </w:rPr>
-        <w:t>Dark Mode:</w:t>
-      </w:r>
-      <w:r>
-        <w:t> Reduces eye strain and gives a modern, developer-centric feel.</w:t>
-      </w:r>
-    </w:p>
-    <w:p>
-      <w:pPr>
-        <w:numPr>
-          <w:ilvl w:val="0"/>
-          <w:numId w:val="2"/>
-        </w:numPr>
-      </w:pPr>
-      <w:r>
-        <w:rPr>
-          <w:b/>
-          <w:bCs/>
-        </w:rPr>
-        <w:t>Visual Hierarchy:</w:t>
-      </w:r>
-      <w:r>
-        <w:t> The hero section uses large gradient text to draw immediate attention to the name.</w:t>
-      </w:r>
-    </w:p>
-    <w:p>
-      <w:pPr>
-        <w:numPr>
-          <w:ilvl w:val="0"/>
-          <w:numId w:val="2"/>
-        </w:numPr>
-      </w:pPr>
-      <w:r>
-        <w:rPr>
-          <w:b/>
-          <w:bCs/>
-        </w:rPr>
-        <w:t>Micro-interactions:</w:t>
-      </w:r>
-      <w:r>
-        <w:t> Hover effects on cards (lift and shadow) and buttons (scale) provide tactile feedback.</w:t>
-      </w:r>
-    </w:p>
-    <w:p>
-      <w:pPr>
-        <w:numPr>
-          <w:ilvl w:val="0"/>
-          <w:numId w:val="2"/>
-        </w:numPr>
-      </w:pPr>
-      <w:r>
-        <w:rPr>
-          <w:b/>
-          <w:bCs/>
-        </w:rPr>
-        <w:t>Layout:</w:t>
-      </w:r>
-      <w:r>
-        <w:t> Mobile-first grid layouts ensure content reflows gracefully on smaller screens.</w:t>
-      </w:r>
-    </w:p>
-    <w:p>
-      <w:r>
-        <w:rPr>
-          <w:b/>
-          <w:bCs/>
-        </w:rPr>
-        <w:t>4. Data Flow</w:t>
-      </w:r>
-    </w:p>
-    <w:p>
-      <w:pPr>
-        <w:numPr>
-          <w:ilvl w:val="0"/>
-          <w:numId w:val="3"/>
-        </w:numPr>
-      </w:pPr>
-      <w:r>
-        <w:rPr>
-          <w:b/>
-          <w:bCs/>
-        </w:rPr>
-        <w:t>Zero external API calls.</w:t>
-      </w:r>
-    </w:p>
-    <w:p>
-      <w:pPr>
-        <w:numPr>
-          <w:ilvl w:val="0"/>
-          <w:numId w:val="3"/>
-        </w:numPr>
-      </w:pPr>
-      <w:r>
-        <w:t>All data (skills, projects, achievements) is statically embedded in the HTML.</w:t>
-      </w:r>
-    </w:p>
-    <w:p>
-      <w:pPr>
-        <w:numPr>
-          <w:ilvl w:val="0"/>
-          <w:numId w:val="3"/>
-        </w:numPr>
-      </w:pPr>
-      <w:r>
-        <w:t>JavaScript intercepts form submissions to prevent page reloads, simulating a successful send action with an alert box.</w:t>
+        <w:t>7. File Structure</w:t>
+      </w:r>
+    </w:p>
+    <w:p>
+      <w:r>
+        <w:lastRenderedPageBreak/>
+        <w:t>text</w:t>
+      </w:r>
+    </w:p>
+    <w:p>
+      <w:r>
+        <w:t>Personal-</w:t>
+      </w:r>
+      <w:proofErr w:type="spellStart"/>
+      <w:r>
+        <w:t>Portfalio</w:t>
+      </w:r>
+      <w:proofErr w:type="spellEnd"/>
+      <w:r>
+        <w:t>-Website/</w:t>
+      </w:r>
+    </w:p>
+    <w:p>
+      <w:r>
+        <w:t>| --- index.html</w:t>
+      </w:r>
+    </w:p>
+    <w:p>
+      <w:r>
+        <w:t>| --- style.css</w:t>
+      </w:r>
+    </w:p>
+    <w:p>
+      <w:r>
+        <w:t>| --- script.js</w:t>
+      </w:r>
+    </w:p>
+    <w:p>
+      <w:r>
+        <w:t>| --- AniruddhRaoResume09102026.pdf</w:t>
+      </w:r>
+    </w:p>
+    <w:p>
+      <w:r>
+        <w:t>| --- README.md</w:t>
+      </w:r>
+    </w:p>
+    <w:p>
+      <w:r>
+        <w:t xml:space="preserve">| </w:t>
+      </w:r>
+      <w:proofErr w:type="gramStart"/>
+      <w:r>
+        <w:t>--- .</w:t>
+      </w:r>
+      <w:proofErr w:type="spellStart"/>
+      <w:r>
+        <w:t>gitignore</w:t>
+      </w:r>
+      <w:proofErr w:type="spellEnd"/>
+      <w:proofErr w:type="gramEnd"/>
+    </w:p>
+    <w:p>
+      <w:r>
+        <w:t>| --- document/</w:t>
+      </w:r>
+    </w:p>
+    <w:p>
+      <w:r>
+        <w:t>|     | --- project_requirement.docx</w:t>
+      </w:r>
+    </w:p>
+    <w:p>
+      <w:r>
+        <w:t>|     | --- software_design.docx</w:t>
+      </w:r>
+    </w:p>
+    <w:p>
+      <w:r>
+        <w:t>|     | --- coding_info.docx</w:t>
+      </w:r>
+    </w:p>
+    <w:p>
+      <w:r>
+        <w:t>|     | --- test.docx</w:t>
+      </w:r>
+    </w:p>
+    <w:p>
+      <w:r>
+        <w:t>|     | --- deployment.docx</w:t>
+      </w:r>
+    </w:p>
+    <w:p>
+      <w:r>
+        <w:t>|     | --- maintenance.docx</w:t>
       </w:r>
     </w:p>
     <w:p/>
     <w:sectPr>
+      <w:footerReference w:type="default" r:id="rId7"/>
       <w:pgSz w:w="11906" w:h="16838"/>
       <w:pgMar w:top="1440" w:right="1440" w:bottom="1440" w:left="1440" w:header="708" w:footer="708" w:gutter="0"/>
       <w:cols w:space="708"/>
@@ -520,9 +1195,264 @@
 </w:document>
 </file>
 
+<file path=word/endnotes.xml><?xml version="1.0" encoding="utf-8"?>
+<w:endnotes xmlns:wpc="http://schemas.microsoft.com/office/word/2010/wordprocessingCanvas" xmlns:cx="http://schemas.microsoft.com/office/drawing/2014/chartex" xmlns:cx1="http://schemas.microsoft.com/office/drawing/2015/9/8/chartex" xmlns:cx2="http://schemas.microsoft.com/office/drawing/2015/10/21/chartex" xmlns:cx3="http://schemas.microsoft.com/office/drawing/2016/5/9/chartex" xmlns:cx4="http://schemas.microsoft.com/office/drawing/2016/5/10/chartex" xmlns:cx5="http://schemas.microsoft.com/office/drawing/2016/5/11/chartex" xmlns:cx6="http://schemas.microsoft.com/office/drawing/2016/5/12/chartex" xmlns:cx7="http://schemas.microsoft.com/office/drawing/2016/5/13/chartex" xmlns:cx8="http://schemas.microsoft.com/office/drawing/2016/5/14/chartex" xmlns:mc="http://schemas.openxmlformats.org/markup-compatibility/2006" xmlns:aink="http://schemas.microsoft.com/office/drawing/2016/ink" xmlns:am3d="http://schemas.microsoft.com/office/drawing/2017/model3d" xmlns:o="urn:schemas-microsoft-com:office:office" xmlns:oel="http://schemas.microsoft.com/office/2019/extlst" xmlns:r="http://schemas.openxmlformats.org/officeDocument/2006/relationships" xmlns:m="http://schemas.openxmlformats.org/officeDocument/2006/math" xmlns:v="urn:schemas-microsoft-com:vml" xmlns:wp14="http://schemas.microsoft.com/office/word/2010/wordprocessingDrawing" xmlns:wp="http://schemas.openxmlformats.org/drawingml/2006/wordprocessingDrawing" xmlns:w10="urn:schemas-microsoft-com:office:word" xmlns:w="http://schemas.openxmlformats.org/wordprocessingml/2006/main" xmlns:w14="http://schemas.microsoft.com/office/word/2010/wordml" xmlns:w15="http://schemas.microsoft.com/office/word/2012/wordml" xmlns:w16cex="http://schemas.microsoft.com/office/word/2018/wordml/cex" xmlns:w16cid="http://schemas.microsoft.com/office/word/2016/wordml/cid" xmlns:w16="http://schemas.microsoft.com/office/word/2018/wordml" xmlns:w16du="http://schemas.microsoft.com/office/word/2023/wordml/word16du" xmlns:w16sdtdh="http://schemas.microsoft.com/office/word/2020/wordml/sdtdatahash" xmlns:w16sdtfl="http://schemas.microsoft.com/office/word/2024/wordml/sdtformatlock" xmlns:w16se="http://schemas.microsoft.com/office/word/2015/wordml/symex" xmlns:wpg="http://schemas.microsoft.com/office/word/2010/wordprocessingGroup" xmlns:wpi="http://schemas.microsoft.com/office/word/2010/wordprocessingInk" xmlns:wne="http://schemas.microsoft.com/office/word/2006/wordml" xmlns:wps="http://schemas.microsoft.com/office/word/2010/wordprocessingShape" mc:Ignorable="w14 w15 w16se w16cid w16 w16cex w16sdtdh w16sdtfl w16du wp14">
+  <w:endnote w:type="separator" w:id="-1">
+    <w:p>
+      <w:pPr>
+        <w:spacing w:after="0" w:line="240" w:lineRule="auto"/>
+      </w:pPr>
+      <w:r>
+        <w:separator/>
+      </w:r>
+    </w:p>
+  </w:endnote>
+  <w:endnote w:type="continuationSeparator" w:id="0">
+    <w:p>
+      <w:pPr>
+        <w:spacing w:after="0" w:line="240" w:lineRule="auto"/>
+      </w:pPr>
+      <w:r>
+        <w:continuationSeparator/>
+      </w:r>
+    </w:p>
+  </w:endnote>
+</w:endnotes>
+</file>
+
+<file path=word/footer1.xml><?xml version="1.0" encoding="utf-8"?>
+<w:ftr xmlns:wpc="http://schemas.microsoft.com/office/word/2010/wordprocessingCanvas" xmlns:cx="http://schemas.microsoft.com/office/drawing/2014/chartex" xmlns:cx1="http://schemas.microsoft.com/office/drawing/2015/9/8/chartex" xmlns:cx2="http://schemas.microsoft.com/office/drawing/2015/10/21/chartex" xmlns:cx3="http://schemas.microsoft.com/office/drawing/2016/5/9/chartex" xmlns:cx4="http://schemas.microsoft.com/office/drawing/2016/5/10/chartex" xmlns:cx5="http://schemas.microsoft.com/office/drawing/2016/5/11/chartex" xmlns:cx6="http://schemas.microsoft.com/office/drawing/2016/5/12/chartex" xmlns:cx7="http://schemas.microsoft.com/office/drawing/2016/5/13/chartex" xmlns:cx8="http://schemas.microsoft.com/office/drawing/2016/5/14/chartex" xmlns:mc="http://schemas.openxmlformats.org/markup-compatibility/2006" xmlns:aink="http://schemas.microsoft.com/office/drawing/2016/ink" xmlns:am3d="http://schemas.microsoft.com/office/drawing/2017/model3d" xmlns:o="urn:schemas-microsoft-com:office:office" xmlns:oel="http://schemas.microsoft.com/office/2019/extlst" xmlns:r="http://schemas.openxmlformats.org/officeDocument/2006/relationships" xmlns:m="http://schemas.openxmlformats.org/officeDocument/2006/math" xmlns:v="urn:schemas-microsoft-com:vml" xmlns:wp14="http://schemas.microsoft.com/office/word/2010/wordprocessingDrawing" xmlns:wp="http://schemas.openxmlformats.org/drawingml/2006/wordprocessingDrawing" xmlns:w10="urn:schemas-microsoft-com:office:word" xmlns:w="http://schemas.openxmlformats.org/wordprocessingml/2006/main" xmlns:w14="http://schemas.microsoft.com/office/word/2010/wordml" xmlns:w15="http://schemas.microsoft.com/office/word/2012/wordml" xmlns:w16cex="http://schemas.microsoft.com/office/word/2018/wordml/cex" xmlns:w16cid="http://schemas.microsoft.com/office/word/2016/wordml/cid" xmlns:w16="http://schemas.microsoft.com/office/word/2018/wordml" xmlns:w16du="http://schemas.microsoft.com/office/word/2023/wordml/word16du" xmlns:w16sdtdh="http://schemas.microsoft.com/office/word/2020/wordml/sdtdatahash" xmlns:w16sdtfl="http://schemas.microsoft.com/office/word/2024/wordml/sdtformatlock" xmlns:w16se="http://schemas.microsoft.com/office/word/2015/wordml/symex" xmlns:wpg="http://schemas.microsoft.com/office/word/2010/wordprocessingGroup" xmlns:wpi="http://schemas.microsoft.com/office/word/2010/wordprocessingInk" xmlns:wne="http://schemas.microsoft.com/office/word/2006/wordml" xmlns:wps="http://schemas.microsoft.com/office/word/2010/wordprocessingShape" mc:Ignorable="w14 w15 w16se w16cid w16 w16cex w16sdtdh w16sdtfl w16du wp14">
+  <w:p>
+    <w:pPr>
+      <w:pStyle w:val="Footer"/>
+      <w:jc w:val="right"/>
+    </w:pPr>
+    <w:r>
+      <w:t>PAGE:</w:t>
+    </w:r>
+    <w:sdt>
+      <w:sdtPr>
+        <w:id w:val="-263305440"/>
+        <w:docPartObj>
+          <w:docPartGallery w:val="Page Numbers (Bottom of Page)"/>
+          <w:docPartUnique/>
+        </w:docPartObj>
+      </w:sdtPr>
+      <w:sdtEndPr>
+        <w:rPr>
+          <w:noProof/>
+        </w:rPr>
+      </w:sdtEndPr>
+      <w:sdtContent>
+        <w:r>
+          <w:fldChar w:fldCharType="begin"/>
+        </w:r>
+        <w:r>
+          <w:instrText xml:space="preserve"> PAGE   \* MERGEFORMAT </w:instrText>
+        </w:r>
+        <w:r>
+          <w:fldChar w:fldCharType="separate"/>
+        </w:r>
+        <w:r>
+          <w:rPr>
+            <w:noProof/>
+          </w:rPr>
+          <w:t>2</w:t>
+        </w:r>
+        <w:r>
+          <w:rPr>
+            <w:noProof/>
+          </w:rPr>
+          <w:fldChar w:fldCharType="end"/>
+        </w:r>
+      </w:sdtContent>
+    </w:sdt>
+  </w:p>
+  <w:p>
+    <w:pPr>
+      <w:pStyle w:val="Footer"/>
+    </w:pPr>
+  </w:p>
+</w:ftr>
+</file>
+
+<file path=word/footnotes.xml><?xml version="1.0" encoding="utf-8"?>
+<w:footnotes xmlns:wpc="http://schemas.microsoft.com/office/word/2010/wordprocessingCanvas" xmlns:cx="http://schemas.microsoft.com/office/drawing/2014/chartex" xmlns:cx1="http://schemas.microsoft.com/office/drawing/2015/9/8/chartex" xmlns:cx2="http://schemas.microsoft.com/office/drawing/2015/10/21/chartex" xmlns:cx3="http://schemas.microsoft.com/office/drawing/2016/5/9/chartex" xmlns:cx4="http://schemas.microsoft.com/office/drawing/2016/5/10/chartex" xmlns:cx5="http://schemas.microsoft.com/office/drawing/2016/5/11/chartex" xmlns:cx6="http://schemas.microsoft.com/office/drawing/2016/5/12/chartex" xmlns:cx7="http://schemas.microsoft.com/office/drawing/2016/5/13/chartex" xmlns:cx8="http://schemas.microsoft.com/office/drawing/2016/5/14/chartex" xmlns:mc="http://schemas.openxmlformats.org/markup-compatibility/2006" xmlns:aink="http://schemas.microsoft.com/office/drawing/2016/ink" xmlns:am3d="http://schemas.microsoft.com/office/drawing/2017/model3d" xmlns:o="urn:schemas-microsoft-com:office:office" xmlns:oel="http://schemas.microsoft.com/office/2019/extlst" xmlns:r="http://schemas.openxmlformats.org/officeDocument/2006/relationships" xmlns:m="http://schemas.openxmlformats.org/officeDocument/2006/math" xmlns:v="urn:schemas-microsoft-com:vml" xmlns:wp14="http://schemas.microsoft.com/office/word/2010/wordprocessingDrawing" xmlns:wp="http://schemas.openxmlformats.org/drawingml/2006/wordprocessingDrawing" xmlns:w10="urn:schemas-microsoft-com:office:word" xmlns:w="http://schemas.openxmlformats.org/wordprocessingml/2006/main" xmlns:w14="http://schemas.microsoft.com/office/word/2010/wordml" xmlns:w15="http://schemas.microsoft.com/office/word/2012/wordml" xmlns:w16cex="http://schemas.microsoft.com/office/word/2018/wordml/cex" xmlns:w16cid="http://schemas.microsoft.com/office/word/2016/wordml/cid" xmlns:w16="http://schemas.microsoft.com/office/word/2018/wordml" xmlns:w16du="http://schemas.microsoft.com/office/word/2023/wordml/word16du" xmlns:w16sdtdh="http://schemas.microsoft.com/office/word/2020/wordml/sdtdatahash" xmlns:w16sdtfl="http://schemas.microsoft.com/office/word/2024/wordml/sdtformatlock" xmlns:w16se="http://schemas.microsoft.com/office/word/2015/wordml/symex" xmlns:wpg="http://schemas.microsoft.com/office/word/2010/wordprocessingGroup" xmlns:wpi="http://schemas.microsoft.com/office/word/2010/wordprocessingInk" xmlns:wne="http://schemas.microsoft.com/office/word/2006/wordml" xmlns:wps="http://schemas.microsoft.com/office/word/2010/wordprocessingShape" mc:Ignorable="w14 w15 w16se w16cid w16 w16cex w16sdtdh w16sdtfl w16du wp14">
+  <w:footnote w:type="separator" w:id="-1">
+    <w:p>
+      <w:pPr>
+        <w:spacing w:after="0" w:line="240" w:lineRule="auto"/>
+      </w:pPr>
+      <w:r>
+        <w:separator/>
+      </w:r>
+    </w:p>
+  </w:footnote>
+  <w:footnote w:type="continuationSeparator" w:id="0">
+    <w:p>
+      <w:pPr>
+        <w:spacing w:after="0" w:line="240" w:lineRule="auto"/>
+      </w:pPr>
+      <w:r>
+        <w:continuationSeparator/>
+      </w:r>
+    </w:p>
+  </w:footnote>
+</w:footnotes>
+</file>
+
 <file path=word/numbering.xml><?xml version="1.0" encoding="utf-8"?>
-<w:numbering xmlns:wpc="http://schemas.microsoft.com/office/word/2010/wordprocessingCanvas" xmlns:cx="http://schemas.microsoft.com/office/drawing/2014/chartex" xmlns:cx1="http://schemas.microsoft.com/office/drawing/2015/9/8/chartex" xmlns:cx2="http://schemas.microsoft.com/office/drawing/2015/10/21/chartex" xmlns:cx3="http://schemas.microsoft.com/office/drawing/2016/5/9/chartex" xmlns:cx4="http://schemas.microsoft.com/office/drawing/2016/5/10/chartex" xmlns:cx5="http://schemas.microsoft.com/office/drawing/2016/5/11/chartex" xmlns:cx6="http://schemas.microsoft.com/office/drawing/2016/5/12/chartex" xmlns:cx7="http://schemas.microsoft.com/office/drawing/2016/5/13/chartex" xmlns:cx8="http://schemas.microsoft.com/office/drawing/2016/5/14/chartex" xmlns:mc="http://schemas.openxmlformats.org/markup-compatibility/2006" xmlns:aink="http://schemas.microsoft.com/office/drawing/2016/ink" xmlns:am3d="http://schemas.microsoft.com/office/drawing/2017/model3d" xmlns:o="urn:schemas-microsoft-com:office:office" xmlns:oel="http://schemas.microsoft.com/office/2019/extlst" xmlns:r="http://schemas.openxmlformats.org/officeDocument/2006/relationships" xmlns:m="http://schemas.openxmlformats.org/officeDocument/2006/math" xmlns:v="urn:schemas-microsoft-com:vml" xmlns:wp14="http://schemas.microsoft.com/office/word/2010/wordprocessingDrawing" xmlns:wp="http://schemas.openxmlformats.org/drawingml/2006/wordprocessingDrawing" xmlns:w10="urn:schemas-microsoft-com:office:word" xmlns:w="http://schemas.openxmlformats.org/wordprocessingml/2006/main" xmlns:w14="http://schemas.microsoft.com/office/word/2010/wordml" xmlns:w15="http://schemas.microsoft.com/office/word/2012/wordml" xmlns:w16cei="http://schemas.microsoft.com/office/word/2026/wordml/cei" xmlns:w16cex="http://schemas.microsoft.com/office/word/2018/wordml/cex" xmlns:w16cid="http://schemas.microsoft.com/office/word/2016/wordml/cid" xmlns:w16="http://schemas.microsoft.com/office/word/2018/wordml" xmlns:w16du="http://schemas.microsoft.com/office/word/2023/wordml/word16du" xmlns:w16sdtdh="http://schemas.microsoft.com/office/word/2020/wordml/sdtdatahash" xmlns:w16sdtfl="http://schemas.microsoft.com/office/word/2024/wordml/sdtformatlock" xmlns:w16se="http://schemas.microsoft.com/office/word/2015/wordml/symex" xmlns:wpg="http://schemas.microsoft.com/office/word/2010/wordprocessingGroup" xmlns:wpi="http://schemas.microsoft.com/office/word/2010/wordprocessingInk" xmlns:wne="http://schemas.microsoft.com/office/word/2006/wordml" xmlns:wps="http://schemas.microsoft.com/office/word/2010/wordprocessingShape" mc:Ignorable="w14 w15 w16se w16cid w16 w16cex w16sdtdh w16sdtfl w16du wp14">
+<w:numbering xmlns:wpc="http://schemas.microsoft.com/office/word/2010/wordprocessingCanvas" xmlns:cx="http://schemas.microsoft.com/office/drawing/2014/chartex" xmlns:cx1="http://schemas.microsoft.com/office/drawing/2015/9/8/chartex" xmlns:cx2="http://schemas.microsoft.com/office/drawing/2015/10/21/chartex" xmlns:cx3="http://schemas.microsoft.com/office/drawing/2016/5/9/chartex" xmlns:cx4="http://schemas.microsoft.com/office/drawing/2016/5/10/chartex" xmlns:cx5="http://schemas.microsoft.com/office/drawing/2016/5/11/chartex" xmlns:cx6="http://schemas.microsoft.com/office/drawing/2016/5/12/chartex" xmlns:cx7="http://schemas.microsoft.com/office/drawing/2016/5/13/chartex" xmlns:cx8="http://schemas.microsoft.com/office/drawing/2016/5/14/chartex" xmlns:mc="http://schemas.openxmlformats.org/markup-compatibility/2006" xmlns:aink="http://schemas.microsoft.com/office/drawing/2016/ink" xmlns:am3d="http://schemas.microsoft.com/office/drawing/2017/model3d" xmlns:o="urn:schemas-microsoft-com:office:office" xmlns:oel="http://schemas.microsoft.com/office/2019/extlst" xmlns:r="http://schemas.openxmlformats.org/officeDocument/2006/relationships" xmlns:m="http://schemas.openxmlformats.org/officeDocument/2006/math" xmlns:v="urn:schemas-microsoft-com:vml" xmlns:wp14="http://schemas.microsoft.com/office/word/2010/wordprocessingDrawing" xmlns:wp="http://schemas.openxmlformats.org/drawingml/2006/wordprocessingDrawing" xmlns:w10="urn:schemas-microsoft-com:office:word" xmlns:w="http://schemas.openxmlformats.org/wordprocessingml/2006/main" xmlns:w14="http://schemas.microsoft.com/office/word/2010/wordml" xmlns:w15="http://schemas.microsoft.com/office/word/2012/wordml" xmlns:w16cex="http://schemas.microsoft.com/office/word/2018/wordml/cex" xmlns:w16cid="http://schemas.microsoft.com/office/word/2016/wordml/cid" xmlns:w16="http://schemas.microsoft.com/office/word/2018/wordml" xmlns:w16du="http://schemas.microsoft.com/office/word/2023/wordml/word16du" xmlns:w16sdtdh="http://schemas.microsoft.com/office/word/2020/wordml/sdtdatahash" xmlns:w16sdtfl="http://schemas.microsoft.com/office/word/2024/wordml/sdtformatlock" xmlns:w16se="http://schemas.microsoft.com/office/word/2015/wordml/symex" xmlns:wpg="http://schemas.microsoft.com/office/word/2010/wordprocessingGroup" xmlns:wpi="http://schemas.microsoft.com/office/word/2010/wordprocessingInk" xmlns:wne="http://schemas.microsoft.com/office/word/2006/wordml" xmlns:wps="http://schemas.microsoft.com/office/word/2010/wordprocessingShape" mc:Ignorable="w14 w15 w16se w16cid w16 w16cex w16sdtdh w16sdtfl w16du wp14">
   <w:abstractNum w:abstractNumId="0" w15:restartNumberingAfterBreak="0">
+    <w:nsid w:val="16D2209F"/>
+    <w:multiLevelType w:val="multilevel"/>
+    <w:tmpl w:val="52B095C6"/>
+    <w:lvl w:ilvl="0">
+      <w:start w:val="1"/>
+      <w:numFmt w:val="bullet"/>
+      <w:lvlText w:val=""/>
+      <w:lvlJc w:val="left"/>
+      <w:pPr>
+        <w:tabs>
+          <w:tab w:val="num" w:pos="720"/>
+        </w:tabs>
+        <w:ind w:left="720" w:hanging="360"/>
+      </w:pPr>
+      <w:rPr>
+        <w:rFonts w:ascii="Symbol" w:hAnsi="Symbol" w:hint="default"/>
+        <w:sz w:val="20"/>
+      </w:rPr>
+    </w:lvl>
+    <w:lvl w:ilvl="1" w:tentative="1">
+      <w:start w:val="1"/>
+      <w:numFmt w:val="bullet"/>
+      <w:lvlText w:val="o"/>
+      <w:lvlJc w:val="left"/>
+      <w:pPr>
+        <w:tabs>
+          <w:tab w:val="num" w:pos="1440"/>
+        </w:tabs>
+        <w:ind w:left="1440" w:hanging="360"/>
+      </w:pPr>
+      <w:rPr>
+        <w:rFonts w:ascii="Courier New" w:hAnsi="Courier New" w:hint="default"/>
+        <w:sz w:val="20"/>
+      </w:rPr>
+    </w:lvl>
+    <w:lvl w:ilvl="2" w:tentative="1">
+      <w:start w:val="1"/>
+      <w:numFmt w:val="bullet"/>
+      <w:lvlText w:val=""/>
+      <w:lvlJc w:val="left"/>
+      <w:pPr>
+        <w:tabs>
+          <w:tab w:val="num" w:pos="2160"/>
+        </w:tabs>
+        <w:ind w:left="2160" w:hanging="360"/>
+      </w:pPr>
+      <w:rPr>
+        <w:rFonts w:ascii="Wingdings" w:hAnsi="Wingdings" w:hint="default"/>
+        <w:sz w:val="20"/>
+      </w:rPr>
+    </w:lvl>
+    <w:lvl w:ilvl="3" w:tentative="1">
+      <w:start w:val="1"/>
+      <w:numFmt w:val="bullet"/>
+      <w:lvlText w:val=""/>
+      <w:lvlJc w:val="left"/>
+      <w:pPr>
+        <w:tabs>
+          <w:tab w:val="num" w:pos="2880"/>
+        </w:tabs>
+        <w:ind w:left="2880" w:hanging="360"/>
+      </w:pPr>
+      <w:rPr>
+        <w:rFonts w:ascii="Wingdings" w:hAnsi="Wingdings" w:hint="default"/>
+        <w:sz w:val="20"/>
+      </w:rPr>
+    </w:lvl>
+    <w:lvl w:ilvl="4" w:tentative="1">
+      <w:start w:val="1"/>
+      <w:numFmt w:val="bullet"/>
+      <w:lvlText w:val=""/>
+      <w:lvlJc w:val="left"/>
+      <w:pPr>
+        <w:tabs>
+          <w:tab w:val="num" w:pos="3600"/>
+        </w:tabs>
+        <w:ind w:left="3600" w:hanging="360"/>
+      </w:pPr>
+      <w:rPr>
+        <w:rFonts w:ascii="Wingdings" w:hAnsi="Wingdings" w:hint="default"/>
+        <w:sz w:val="20"/>
+      </w:rPr>
+    </w:lvl>
+    <w:lvl w:ilvl="5" w:tentative="1">
+      <w:start w:val="1"/>
+      <w:numFmt w:val="bullet"/>
+      <w:lvlText w:val=""/>
+      <w:lvlJc w:val="left"/>
+      <w:pPr>
+        <w:tabs>
+          <w:tab w:val="num" w:pos="4320"/>
+        </w:tabs>
+        <w:ind w:left="4320" w:hanging="360"/>
+      </w:pPr>
+      <w:rPr>
+        <w:rFonts w:ascii="Wingdings" w:hAnsi="Wingdings" w:hint="default"/>
+        <w:sz w:val="20"/>
+      </w:rPr>
+    </w:lvl>
+    <w:lvl w:ilvl="6" w:tentative="1">
+      <w:start w:val="1"/>
+      <w:numFmt w:val="bullet"/>
+      <w:lvlText w:val=""/>
+      <w:lvlJc w:val="left"/>
+      <w:pPr>
+        <w:tabs>
+          <w:tab w:val="num" w:pos="5040"/>
+        </w:tabs>
+        <w:ind w:left="5040" w:hanging="360"/>
+      </w:pPr>
+      <w:rPr>
+        <w:rFonts w:ascii="Wingdings" w:hAnsi="Wingdings" w:hint="default"/>
+        <w:sz w:val="20"/>
+      </w:rPr>
+    </w:lvl>
+    <w:lvl w:ilvl="7" w:tentative="1">
+      <w:start w:val="1"/>
+      <w:numFmt w:val="bullet"/>
+      <w:lvlText w:val=""/>
+      <w:lvlJc w:val="left"/>
+      <w:pPr>
+        <w:tabs>
+          <w:tab w:val="num" w:pos="5760"/>
+        </w:tabs>
+        <w:ind w:left="5760" w:hanging="360"/>
+      </w:pPr>
+      <w:rPr>
+        <w:rFonts w:ascii="Wingdings" w:hAnsi="Wingdings" w:hint="default"/>
+        <w:sz w:val="20"/>
+      </w:rPr>
+    </w:lvl>
+    <w:lvl w:ilvl="8" w:tentative="1">
+      <w:start w:val="1"/>
+      <w:numFmt w:val="bullet"/>
+      <w:lvlText w:val=""/>
+      <w:lvlJc w:val="left"/>
+      <w:pPr>
+        <w:tabs>
+          <w:tab w:val="num" w:pos="6480"/>
+        </w:tabs>
+        <w:ind w:left="6480" w:hanging="360"/>
+      </w:pPr>
+      <w:rPr>
+        <w:rFonts w:ascii="Wingdings" w:hAnsi="Wingdings" w:hint="default"/>
+        <w:sz w:val="20"/>
+      </w:rPr>
+    </w:lvl>
+  </w:abstractNum>
+  <w:abstractNum w:abstractNumId="1" w15:restartNumberingAfterBreak="0">
     <w:nsid w:val="189A054B"/>
     <w:multiLevelType w:val="multilevel"/>
     <w:tmpl w:val="8D8C975E"/>
@@ -671,7 +1601,156 @@
       </w:rPr>
     </w:lvl>
   </w:abstractNum>
-  <w:abstractNum w:abstractNumId="1" w15:restartNumberingAfterBreak="0">
+  <w:abstractNum w:abstractNumId="2" w15:restartNumberingAfterBreak="0">
+    <w:nsid w:val="2BD6617C"/>
+    <w:multiLevelType w:val="multilevel"/>
+    <w:tmpl w:val="54D87A84"/>
+    <w:lvl w:ilvl="0">
+      <w:start w:val="1"/>
+      <w:numFmt w:val="bullet"/>
+      <w:lvlText w:val=""/>
+      <w:lvlJc w:val="left"/>
+      <w:pPr>
+        <w:tabs>
+          <w:tab w:val="num" w:pos="720"/>
+        </w:tabs>
+        <w:ind w:left="720" w:hanging="360"/>
+      </w:pPr>
+      <w:rPr>
+        <w:rFonts w:ascii="Symbol" w:hAnsi="Symbol" w:hint="default"/>
+        <w:sz w:val="20"/>
+      </w:rPr>
+    </w:lvl>
+    <w:lvl w:ilvl="1" w:tentative="1">
+      <w:start w:val="1"/>
+      <w:numFmt w:val="bullet"/>
+      <w:lvlText w:val="o"/>
+      <w:lvlJc w:val="left"/>
+      <w:pPr>
+        <w:tabs>
+          <w:tab w:val="num" w:pos="1440"/>
+        </w:tabs>
+        <w:ind w:left="1440" w:hanging="360"/>
+      </w:pPr>
+      <w:rPr>
+        <w:rFonts w:ascii="Courier New" w:hAnsi="Courier New" w:hint="default"/>
+        <w:sz w:val="20"/>
+      </w:rPr>
+    </w:lvl>
+    <w:lvl w:ilvl="2" w:tentative="1">
+      <w:start w:val="1"/>
+      <w:numFmt w:val="bullet"/>
+      <w:lvlText w:val=""/>
+      <w:lvlJc w:val="left"/>
+      <w:pPr>
+        <w:tabs>
+          <w:tab w:val="num" w:pos="2160"/>
+        </w:tabs>
+        <w:ind w:left="2160" w:hanging="360"/>
+      </w:pPr>
+      <w:rPr>
+        <w:rFonts w:ascii="Wingdings" w:hAnsi="Wingdings" w:hint="default"/>
+        <w:sz w:val="20"/>
+      </w:rPr>
+    </w:lvl>
+    <w:lvl w:ilvl="3" w:tentative="1">
+      <w:start w:val="1"/>
+      <w:numFmt w:val="bullet"/>
+      <w:lvlText w:val=""/>
+      <w:lvlJc w:val="left"/>
+      <w:pPr>
+        <w:tabs>
+          <w:tab w:val="num" w:pos="2880"/>
+        </w:tabs>
+        <w:ind w:left="2880" w:hanging="360"/>
+      </w:pPr>
+      <w:rPr>
+        <w:rFonts w:ascii="Wingdings" w:hAnsi="Wingdings" w:hint="default"/>
+        <w:sz w:val="20"/>
+      </w:rPr>
+    </w:lvl>
+    <w:lvl w:ilvl="4" w:tentative="1">
+      <w:start w:val="1"/>
+      <w:numFmt w:val="bullet"/>
+      <w:lvlText w:val=""/>
+      <w:lvlJc w:val="left"/>
+      <w:pPr>
+        <w:tabs>
+          <w:tab w:val="num" w:pos="3600"/>
+        </w:tabs>
+        <w:ind w:left="3600" w:hanging="360"/>
+      </w:pPr>
+      <w:rPr>
+        <w:rFonts w:ascii="Wingdings" w:hAnsi="Wingdings" w:hint="default"/>
+        <w:sz w:val="20"/>
+      </w:rPr>
+    </w:lvl>
+    <w:lvl w:ilvl="5" w:tentative="1">
+      <w:start w:val="1"/>
+      <w:numFmt w:val="bullet"/>
+      <w:lvlText w:val=""/>
+      <w:lvlJc w:val="left"/>
+      <w:pPr>
+        <w:tabs>
+          <w:tab w:val="num" w:pos="4320"/>
+        </w:tabs>
+        <w:ind w:left="4320" w:hanging="360"/>
+      </w:pPr>
+      <w:rPr>
+        <w:rFonts w:ascii="Wingdings" w:hAnsi="Wingdings" w:hint="default"/>
+        <w:sz w:val="20"/>
+      </w:rPr>
+    </w:lvl>
+    <w:lvl w:ilvl="6" w:tentative="1">
+      <w:start w:val="1"/>
+      <w:numFmt w:val="bullet"/>
+      <w:lvlText w:val=""/>
+      <w:lvlJc w:val="left"/>
+      <w:pPr>
+        <w:tabs>
+          <w:tab w:val="num" w:pos="5040"/>
+        </w:tabs>
+        <w:ind w:left="5040" w:hanging="360"/>
+      </w:pPr>
+      <w:rPr>
+        <w:rFonts w:ascii="Wingdings" w:hAnsi="Wingdings" w:hint="default"/>
+        <w:sz w:val="20"/>
+      </w:rPr>
+    </w:lvl>
+    <w:lvl w:ilvl="7" w:tentative="1">
+      <w:start w:val="1"/>
+      <w:numFmt w:val="bullet"/>
+      <w:lvlText w:val=""/>
+      <w:lvlJc w:val="left"/>
+      <w:pPr>
+        <w:tabs>
+          <w:tab w:val="num" w:pos="5760"/>
+        </w:tabs>
+        <w:ind w:left="5760" w:hanging="360"/>
+      </w:pPr>
+      <w:rPr>
+        <w:rFonts w:ascii="Wingdings" w:hAnsi="Wingdings" w:hint="default"/>
+        <w:sz w:val="20"/>
+      </w:rPr>
+    </w:lvl>
+    <w:lvl w:ilvl="8" w:tentative="1">
+      <w:start w:val="1"/>
+      <w:numFmt w:val="bullet"/>
+      <w:lvlText w:val=""/>
+      <w:lvlJc w:val="left"/>
+      <w:pPr>
+        <w:tabs>
+          <w:tab w:val="num" w:pos="6480"/>
+        </w:tabs>
+        <w:ind w:left="6480" w:hanging="360"/>
+      </w:pPr>
+      <w:rPr>
+        <w:rFonts w:ascii="Wingdings" w:hAnsi="Wingdings" w:hint="default"/>
+        <w:sz w:val="20"/>
+      </w:rPr>
+    </w:lvl>
+  </w:abstractNum>
+  <w:abstractNum w:abstractNumId="3" w15:restartNumberingAfterBreak="0">
     <w:nsid w:val="5D973F7B"/>
     <w:multiLevelType w:val="multilevel"/>
     <w:tmpl w:val="071C093E"/>
@@ -820,7 +1899,305 @@
       </w:rPr>
     </w:lvl>
   </w:abstractNum>
-  <w:abstractNum w:abstractNumId="2" w15:restartNumberingAfterBreak="0">
+  <w:abstractNum w:abstractNumId="4" w15:restartNumberingAfterBreak="0">
+    <w:nsid w:val="601309BD"/>
+    <w:multiLevelType w:val="multilevel"/>
+    <w:tmpl w:val="88EE922C"/>
+    <w:lvl w:ilvl="0">
+      <w:start w:val="1"/>
+      <w:numFmt w:val="bullet"/>
+      <w:lvlText w:val=""/>
+      <w:lvlJc w:val="left"/>
+      <w:pPr>
+        <w:tabs>
+          <w:tab w:val="num" w:pos="720"/>
+        </w:tabs>
+        <w:ind w:left="720" w:hanging="360"/>
+      </w:pPr>
+      <w:rPr>
+        <w:rFonts w:ascii="Symbol" w:hAnsi="Symbol" w:hint="default"/>
+        <w:sz w:val="20"/>
+      </w:rPr>
+    </w:lvl>
+    <w:lvl w:ilvl="1" w:tentative="1">
+      <w:start w:val="1"/>
+      <w:numFmt w:val="bullet"/>
+      <w:lvlText w:val="o"/>
+      <w:lvlJc w:val="left"/>
+      <w:pPr>
+        <w:tabs>
+          <w:tab w:val="num" w:pos="1440"/>
+        </w:tabs>
+        <w:ind w:left="1440" w:hanging="360"/>
+      </w:pPr>
+      <w:rPr>
+        <w:rFonts w:ascii="Courier New" w:hAnsi="Courier New" w:hint="default"/>
+        <w:sz w:val="20"/>
+      </w:rPr>
+    </w:lvl>
+    <w:lvl w:ilvl="2" w:tentative="1">
+      <w:start w:val="1"/>
+      <w:numFmt w:val="bullet"/>
+      <w:lvlText w:val=""/>
+      <w:lvlJc w:val="left"/>
+      <w:pPr>
+        <w:tabs>
+          <w:tab w:val="num" w:pos="2160"/>
+        </w:tabs>
+        <w:ind w:left="2160" w:hanging="360"/>
+      </w:pPr>
+      <w:rPr>
+        <w:rFonts w:ascii="Wingdings" w:hAnsi="Wingdings" w:hint="default"/>
+        <w:sz w:val="20"/>
+      </w:rPr>
+    </w:lvl>
+    <w:lvl w:ilvl="3" w:tentative="1">
+      <w:start w:val="1"/>
+      <w:numFmt w:val="bullet"/>
+      <w:lvlText w:val=""/>
+      <w:lvlJc w:val="left"/>
+      <w:pPr>
+        <w:tabs>
+          <w:tab w:val="num" w:pos="2880"/>
+        </w:tabs>
+        <w:ind w:left="2880" w:hanging="360"/>
+      </w:pPr>
+      <w:rPr>
+        <w:rFonts w:ascii="Wingdings" w:hAnsi="Wingdings" w:hint="default"/>
+        <w:sz w:val="20"/>
+      </w:rPr>
+    </w:lvl>
+    <w:lvl w:ilvl="4" w:tentative="1">
+      <w:start w:val="1"/>
+      <w:numFmt w:val="bullet"/>
+      <w:lvlText w:val=""/>
+      <w:lvlJc w:val="left"/>
+      <w:pPr>
+        <w:tabs>
+          <w:tab w:val="num" w:pos="3600"/>
+        </w:tabs>
+        <w:ind w:left="3600" w:hanging="360"/>
+      </w:pPr>
+      <w:rPr>
+        <w:rFonts w:ascii="Wingdings" w:hAnsi="Wingdings" w:hint="default"/>
+        <w:sz w:val="20"/>
+      </w:rPr>
+    </w:lvl>
+    <w:lvl w:ilvl="5" w:tentative="1">
+      <w:start w:val="1"/>
+      <w:numFmt w:val="bullet"/>
+      <w:lvlText w:val=""/>
+      <w:lvlJc w:val="left"/>
+      <w:pPr>
+        <w:tabs>
+          <w:tab w:val="num" w:pos="4320"/>
+        </w:tabs>
+        <w:ind w:left="4320" w:hanging="360"/>
+      </w:pPr>
+      <w:rPr>
+        <w:rFonts w:ascii="Wingdings" w:hAnsi="Wingdings" w:hint="default"/>
+        <w:sz w:val="20"/>
+      </w:rPr>
+    </w:lvl>
+    <w:lvl w:ilvl="6" w:tentative="1">
+      <w:start w:val="1"/>
+      <w:numFmt w:val="bullet"/>
+      <w:lvlText w:val=""/>
+      <w:lvlJc w:val="left"/>
+      <w:pPr>
+        <w:tabs>
+          <w:tab w:val="num" w:pos="5040"/>
+        </w:tabs>
+        <w:ind w:left="5040" w:hanging="360"/>
+      </w:pPr>
+      <w:rPr>
+        <w:rFonts w:ascii="Wingdings" w:hAnsi="Wingdings" w:hint="default"/>
+        <w:sz w:val="20"/>
+      </w:rPr>
+    </w:lvl>
+    <w:lvl w:ilvl="7" w:tentative="1">
+      <w:start w:val="1"/>
+      <w:numFmt w:val="bullet"/>
+      <w:lvlText w:val=""/>
+      <w:lvlJc w:val="left"/>
+      <w:pPr>
+        <w:tabs>
+          <w:tab w:val="num" w:pos="5760"/>
+        </w:tabs>
+        <w:ind w:left="5760" w:hanging="360"/>
+      </w:pPr>
+      <w:rPr>
+        <w:rFonts w:ascii="Wingdings" w:hAnsi="Wingdings" w:hint="default"/>
+        <w:sz w:val="20"/>
+      </w:rPr>
+    </w:lvl>
+    <w:lvl w:ilvl="8" w:tentative="1">
+      <w:start w:val="1"/>
+      <w:numFmt w:val="bullet"/>
+      <w:lvlText w:val=""/>
+      <w:lvlJc w:val="left"/>
+      <w:pPr>
+        <w:tabs>
+          <w:tab w:val="num" w:pos="6480"/>
+        </w:tabs>
+        <w:ind w:left="6480" w:hanging="360"/>
+      </w:pPr>
+      <w:rPr>
+        <w:rFonts w:ascii="Wingdings" w:hAnsi="Wingdings" w:hint="default"/>
+        <w:sz w:val="20"/>
+      </w:rPr>
+    </w:lvl>
+  </w:abstractNum>
+  <w:abstractNum w:abstractNumId="5" w15:restartNumberingAfterBreak="0">
+    <w:nsid w:val="6EC71A41"/>
+    <w:multiLevelType w:val="multilevel"/>
+    <w:tmpl w:val="C8AADF70"/>
+    <w:lvl w:ilvl="0">
+      <w:start w:val="1"/>
+      <w:numFmt w:val="bullet"/>
+      <w:lvlText w:val=""/>
+      <w:lvlJc w:val="left"/>
+      <w:pPr>
+        <w:tabs>
+          <w:tab w:val="num" w:pos="720"/>
+        </w:tabs>
+        <w:ind w:left="720" w:hanging="360"/>
+      </w:pPr>
+      <w:rPr>
+        <w:rFonts w:ascii="Symbol" w:hAnsi="Symbol" w:hint="default"/>
+        <w:sz w:val="20"/>
+      </w:rPr>
+    </w:lvl>
+    <w:lvl w:ilvl="1" w:tentative="1">
+      <w:start w:val="1"/>
+      <w:numFmt w:val="bullet"/>
+      <w:lvlText w:val="o"/>
+      <w:lvlJc w:val="left"/>
+      <w:pPr>
+        <w:tabs>
+          <w:tab w:val="num" w:pos="1440"/>
+        </w:tabs>
+        <w:ind w:left="1440" w:hanging="360"/>
+      </w:pPr>
+      <w:rPr>
+        <w:rFonts w:ascii="Courier New" w:hAnsi="Courier New" w:hint="default"/>
+        <w:sz w:val="20"/>
+      </w:rPr>
+    </w:lvl>
+    <w:lvl w:ilvl="2" w:tentative="1">
+      <w:start w:val="1"/>
+      <w:numFmt w:val="bullet"/>
+      <w:lvlText w:val=""/>
+      <w:lvlJc w:val="left"/>
+      <w:pPr>
+        <w:tabs>
+          <w:tab w:val="num" w:pos="2160"/>
+        </w:tabs>
+        <w:ind w:left="2160" w:hanging="360"/>
+      </w:pPr>
+      <w:rPr>
+        <w:rFonts w:ascii="Wingdings" w:hAnsi="Wingdings" w:hint="default"/>
+        <w:sz w:val="20"/>
+      </w:rPr>
+    </w:lvl>
+    <w:lvl w:ilvl="3" w:tentative="1">
+      <w:start w:val="1"/>
+      <w:numFmt w:val="bullet"/>
+      <w:lvlText w:val=""/>
+      <w:lvlJc w:val="left"/>
+      <w:pPr>
+        <w:tabs>
+          <w:tab w:val="num" w:pos="2880"/>
+        </w:tabs>
+        <w:ind w:left="2880" w:hanging="360"/>
+      </w:pPr>
+      <w:rPr>
+        <w:rFonts w:ascii="Wingdings" w:hAnsi="Wingdings" w:hint="default"/>
+        <w:sz w:val="20"/>
+      </w:rPr>
+    </w:lvl>
+    <w:lvl w:ilvl="4" w:tentative="1">
+      <w:start w:val="1"/>
+      <w:numFmt w:val="bullet"/>
+      <w:lvlText w:val=""/>
+      <w:lvlJc w:val="left"/>
+      <w:pPr>
+        <w:tabs>
+          <w:tab w:val="num" w:pos="3600"/>
+        </w:tabs>
+        <w:ind w:left="3600" w:hanging="360"/>
+      </w:pPr>
+      <w:rPr>
+        <w:rFonts w:ascii="Wingdings" w:hAnsi="Wingdings" w:hint="default"/>
+        <w:sz w:val="20"/>
+      </w:rPr>
+    </w:lvl>
+    <w:lvl w:ilvl="5" w:tentative="1">
+      <w:start w:val="1"/>
+      <w:numFmt w:val="bullet"/>
+      <w:lvlText w:val=""/>
+      <w:lvlJc w:val="left"/>
+      <w:pPr>
+        <w:tabs>
+          <w:tab w:val="num" w:pos="4320"/>
+        </w:tabs>
+        <w:ind w:left="4320" w:hanging="360"/>
+      </w:pPr>
+      <w:rPr>
+        <w:rFonts w:ascii="Wingdings" w:hAnsi="Wingdings" w:hint="default"/>
+        <w:sz w:val="20"/>
+      </w:rPr>
+    </w:lvl>
+    <w:lvl w:ilvl="6" w:tentative="1">
+      <w:start w:val="1"/>
+      <w:numFmt w:val="bullet"/>
+      <w:lvlText w:val=""/>
+      <w:lvlJc w:val="left"/>
+      <w:pPr>
+        <w:tabs>
+          <w:tab w:val="num" w:pos="5040"/>
+        </w:tabs>
+        <w:ind w:left="5040" w:hanging="360"/>
+      </w:pPr>
+      <w:rPr>
+        <w:rFonts w:ascii="Wingdings" w:hAnsi="Wingdings" w:hint="default"/>
+        <w:sz w:val="20"/>
+      </w:rPr>
+    </w:lvl>
+    <w:lvl w:ilvl="7" w:tentative="1">
+      <w:start w:val="1"/>
+      <w:numFmt w:val="bullet"/>
+      <w:lvlText w:val=""/>
+      <w:lvlJc w:val="left"/>
+      <w:pPr>
+        <w:tabs>
+          <w:tab w:val="num" w:pos="5760"/>
+        </w:tabs>
+        <w:ind w:left="5760" w:hanging="360"/>
+      </w:pPr>
+      <w:rPr>
+        <w:rFonts w:ascii="Wingdings" w:hAnsi="Wingdings" w:hint="default"/>
+        <w:sz w:val="20"/>
+      </w:rPr>
+    </w:lvl>
+    <w:lvl w:ilvl="8" w:tentative="1">
+      <w:start w:val="1"/>
+      <w:numFmt w:val="bullet"/>
+      <w:lvlText w:val=""/>
+      <w:lvlJc w:val="left"/>
+      <w:pPr>
+        <w:tabs>
+          <w:tab w:val="num" w:pos="6480"/>
+        </w:tabs>
+        <w:ind w:left="6480" w:hanging="360"/>
+      </w:pPr>
+      <w:rPr>
+        <w:rFonts w:ascii="Wingdings" w:hAnsi="Wingdings" w:hint="default"/>
+        <w:sz w:val="20"/>
+      </w:rPr>
+    </w:lvl>
+  </w:abstractNum>
+  <w:abstractNum w:abstractNumId="6" w15:restartNumberingAfterBreak="0">
     <w:nsid w:val="7FDC6674"/>
     <w:multiLevelType w:val="multilevel"/>
     <w:tmpl w:val="7DA0F642"/>
@@ -970,13 +2347,25 @@
     </w:lvl>
   </w:abstractNum>
   <w:num w:numId="1" w16cid:durableId="1966034667">
+    <w:abstractNumId w:val="3"/>
+  </w:num>
+  <w:num w:numId="2" w16cid:durableId="1282111348">
     <w:abstractNumId w:val="1"/>
   </w:num>
-  <w:num w:numId="2" w16cid:durableId="1282111348">
+  <w:num w:numId="3" w16cid:durableId="1806434677">
+    <w:abstractNumId w:val="6"/>
+  </w:num>
+  <w:num w:numId="4" w16cid:durableId="1320882579">
+    <w:abstractNumId w:val="2"/>
+  </w:num>
+  <w:num w:numId="5" w16cid:durableId="632830528">
     <w:abstractNumId w:val="0"/>
   </w:num>
-  <w:num w:numId="3" w16cid:durableId="1806434677">
-    <w:abstractNumId w:val="2"/>
+  <w:num w:numId="6" w16cid:durableId="1010988779">
+    <w:abstractNumId w:val="5"/>
+  </w:num>
+  <w:num w:numId="7" w16cid:durableId="185296636">
+    <w:abstractNumId w:val="4"/>
   </w:num>
 </w:numbering>
 </file>
@@ -1897,6 +3286,50 @@
       <w:spacing w:val="5"/>
     </w:rPr>
   </w:style>
+  <w:style w:type="paragraph" w:styleId="Header">
+    <w:name w:val="header"/>
+    <w:basedOn w:val="Normal"/>
+    <w:link w:val="HeaderChar"/>
+    <w:uiPriority w:val="99"/>
+    <w:unhideWhenUsed/>
+    <w:rsid w:val="00ED3C9B"/>
+    <w:pPr>
+      <w:tabs>
+        <w:tab w:val="center" w:pos="4513"/>
+        <w:tab w:val="right" w:pos="9026"/>
+      </w:tabs>
+      <w:spacing w:after="0" w:line="240" w:lineRule="auto"/>
+    </w:pPr>
+  </w:style>
+  <w:style w:type="character" w:customStyle="1" w:styleId="HeaderChar">
+    <w:name w:val="Header Char"/>
+    <w:basedOn w:val="DefaultParagraphFont"/>
+    <w:link w:val="Header"/>
+    <w:uiPriority w:val="99"/>
+    <w:rsid w:val="00ED3C9B"/>
+  </w:style>
+  <w:style w:type="paragraph" w:styleId="Footer">
+    <w:name w:val="footer"/>
+    <w:basedOn w:val="Normal"/>
+    <w:link w:val="FooterChar"/>
+    <w:uiPriority w:val="99"/>
+    <w:unhideWhenUsed/>
+    <w:rsid w:val="00ED3C9B"/>
+    <w:pPr>
+      <w:tabs>
+        <w:tab w:val="center" w:pos="4513"/>
+        <w:tab w:val="right" w:pos="9026"/>
+      </w:tabs>
+      <w:spacing w:after="0" w:line="240" w:lineRule="auto"/>
+    </w:pPr>
+  </w:style>
+  <w:style w:type="character" w:customStyle="1" w:styleId="FooterChar">
+    <w:name w:val="Footer Char"/>
+    <w:basedOn w:val="DefaultParagraphFont"/>
+    <w:link w:val="Footer"/>
+    <w:uiPriority w:val="99"/>
+    <w:rsid w:val="00ED3C9B"/>
+  </w:style>
 </w:styles>
 </file>
 
